--- a/RadityaNathaAzra_TUKTI_23_updated.docx
+++ b/RadityaNathaAzra_TUKTI_23_updated.docx
@@ -123,7 +123,7 @@
               <w:rPr>
                 <w:sz w:val="24"/>
               </w:rPr>
-              <w:t>TUKTI_23</w:t>
+              <w:t>C030323115</w:t>
             </w:r>
           </w:p>
         </w:tc>
@@ -247,50 +247,32 @@
     </w:p>
     <w:p>
       <w:r>
-        <w:rPr>
-          <w:rFonts w:ascii="Calibri" w:hAnsi="Calibri"/>
-        </w:rPr>
-        <w:t>5. Hasil Screenshot Tampilan Aplikasi</w:t>
+        <w:t>5. Hasil Screenshot Tampilan Aplikasi (14 Tampilan)</w:t>
       </w:r>
     </w:p>
     <w:p>
       <w:r>
-        <w:rPr>
-          <w:rFonts w:ascii="Calibri" w:hAnsi="Calibri"/>
-        </w:rPr>
-        <w:t>6. Use Case Diagram</w:t>
+        <w:t>6. BlatUI UI Component Library</w:t>
       </w:r>
     </w:p>
     <w:p>
       <w:r>
-        <w:rPr>
-          <w:rFonts w:ascii="Calibri" w:hAnsi="Calibri"/>
-        </w:rPr>
-        <w:t>7. Struktur Database</w:t>
-      </w:r>
-    </w:p>
-    <w:p>
-      <w:pPr>
-        <w:pStyle w:val="Normal"/>
-      </w:pPr>
-      <w:r>
-        <w:t xml:space="preserve">8. Daftar Akun Login (Credential)</w:t>
+        <w:t>7. Use Case Diagram</w:t>
       </w:r>
     </w:p>
     <w:p>
       <w:r>
-        <w:rPr>
-          <w:rFonts w:ascii="Calibri" w:hAnsi="Calibri"/>
-        </w:rPr>
-        <w:t>9. Panduan Instalasi</w:t>
+        <w:t>8. Struktur Database</w:t>
       </w:r>
     </w:p>
     <w:p>
       <w:r>
-        <w:rPr>
-          <w:rFonts w:ascii="Calibri" w:hAnsi="Calibri"/>
-        </w:rPr>
-        <w:t>10. Teknologi yang Digunakan</w:t>
+        <w:t>9. Daftar Akun Login (Credential)</w:t>
+      </w:r>
+    </w:p>
+    <w:p>
+      <w:r>
+        <w:t>10. Panduan Instalasi</w:t>
       </w:r>
     </w:p>
     <w:p>
@@ -322,10 +304,10 @@
         <w:tblLook w:val="04A0" w:firstRow="1" w:lastRow="0" w:firstColumn="1" w:lastColumn="0" w:noHBand="0" w:noVBand="1"/>
       </w:tblPr>
       <w:tblGrid>
-        <w:gridCol w:w="2268"/>
-        <w:gridCol w:w="2268"/>
-        <w:gridCol w:w="2268"/>
-        <w:gridCol w:w="2268"/>
+        <w:gridCol w:w="1911"/>
+        <w:gridCol w:w="2126"/>
+        <w:gridCol w:w="1960"/>
+        <w:gridCol w:w="3291"/>
       </w:tblGrid>
       <w:tr>
         <w:trPr>
@@ -484,6 +466,9 @@
             <w:tcW w:w="2268" w:type="dxa"/>
           </w:tcPr>
           <w:p>
+            <w:pPr>
+              <w:cnfStyle w:val="000000010000" w:firstRow="0" w:lastRow="0" w:firstColumn="0" w:lastColumn="0" w:oddVBand="0" w:evenVBand="0" w:oddHBand="0" w:evenHBand="1" w:firstRowFirstColumn="0" w:firstRowLastColumn="0" w:lastRowFirstColumn="0" w:lastRowLastColumn="0"/>
+            </w:pPr>
             <w:r>
               <w:t>Maksimal 2 akun administrator (Wakil Direktur III &amp; Kepala Bagian Akademik)</w:t>
             </w:r>
@@ -510,6 +495,9 @@
             <w:tcW w:w="2268" w:type="dxa"/>
           </w:tcPr>
           <w:p>
+            <w:pPr>
+              <w:cnfStyle w:val="000000010000" w:firstRow="0" w:lastRow="0" w:firstColumn="0" w:lastColumn="0" w:oddVBand="0" w:evenVBand="0" w:oddHBand="0" w:evenHBand="1" w:firstRowFirstColumn="0" w:firstRowLastColumn="0" w:lastRowFirstColumn="0" w:lastRowLastColumn="0"/>
+            </w:pPr>
             <w:r>
               <w:t>Dual admin: Wakil Direktur III (wadir3@poliban.ac.id) dan Kepala Bagian Akademik (kabagakademik@poliban.ac.id). Password: admin123</w:t>
             </w:r>
@@ -705,6 +693,9 @@
             <w:tcW w:w="2268" w:type="dxa"/>
           </w:tcPr>
           <w:p>
+            <w:pPr>
+              <w:cnfStyle w:val="000000100000" w:firstRow="0" w:lastRow="0" w:firstColumn="0" w:lastColumn="0" w:oddVBand="0" w:evenVBand="0" w:oddHBand="1" w:evenHBand="0" w:firstRowFirstColumn="0" w:firstRowLastColumn="0" w:lastRowFirstColumn="0" w:lastRowLastColumn="0"/>
+            </w:pPr>
             <w:r>
               <w:t>50+ mahasiswa, 7 UKM, 9+ anggota (seed data dengan pagination 20/halaman)</w:t>
             </w:r>
@@ -1155,6 +1146,9 @@
             <w:tcW w:w="3024" w:type="dxa"/>
           </w:tcPr>
           <w:p>
+            <w:pPr>
+              <w:cnfStyle w:val="000000100000" w:firstRow="0" w:lastRow="0" w:firstColumn="0" w:lastColumn="0" w:oddVBand="0" w:evenVBand="0" w:oddHBand="1" w:evenHBand="0" w:firstRowFirstColumn="0" w:firstRowLastColumn="0" w:lastRowFirstColumn="0" w:lastRowLastColumn="0"/>
+            </w:pPr>
             <w:r>
               <w:t>Halaman login dengan email + password</w:t>
             </w:r>
@@ -2907,6 +2901,7 @@
               <w:rPr>
                 <w:sz w:val="18"/>
               </w:rPr>
+              <w:lastRenderedPageBreak/>
               <w:t>FR-05.06</w:t>
             </w:r>
           </w:p>
@@ -4022,6 +4017,9 @@
             <w:tcW w:w="1814" w:type="dxa"/>
           </w:tcPr>
           <w:p>
+            <w:pPr>
+              <w:cnfStyle w:val="000000100000" w:firstRow="0" w:lastRow="0" w:firstColumn="0" w:lastColumn="0" w:oddVBand="0" w:evenVBand="0" w:oddHBand="1" w:evenHBand="0" w:firstRowFirstColumn="0" w:firstRowLastColumn="0" w:lastRowFirstColumn="0" w:lastRowLastColumn="0"/>
+            </w:pPr>
             <w:r>
               <w:t>Multi-role access control (administrator, ketua, sekretaris, anggota)</w:t>
             </w:r>
@@ -4032,6 +4030,9 @@
             <w:tcW w:w="1814" w:type="dxa"/>
           </w:tcPr>
           <w:p>
+            <w:pPr>
+              <w:cnfStyle w:val="000000100000" w:firstRow="0" w:lastRow="0" w:firstColumn="0" w:lastColumn="0" w:oddVBand="0" w:evenVBand="0" w:oddHBand="1" w:evenHBand="0" w:firstRowFirstColumn="0" w:firstRowLastColumn="0" w:lastRowFirstColumn="0" w:lastRowLastColumn="0"/>
+            </w:pPr>
             <w:r>
               <w:t>Role-based</w:t>
             </w:r>
@@ -5022,6 +5023,9 @@
             <w:tcW w:w="1814" w:type="dxa"/>
           </w:tcPr>
           <w:p>
+            <w:pPr>
+              <w:cnfStyle w:val="000000100000" w:firstRow="0" w:lastRow="0" w:firstColumn="0" w:lastColumn="0" w:oddVBand="0" w:evenVBand="0" w:oddHBand="1" w:evenHBand="0" w:firstRowFirstColumn="0" w:firstRowLastColumn="0" w:lastRowFirstColumn="0" w:lastRowLastColumn="0"/>
+            </w:pPr>
             <w:r>
               <w:t>20/page</w:t>
             </w:r>
@@ -5167,10 +5171,10 @@
         <w:tblLook w:val="04A0" w:firstRow="1" w:lastRow="0" w:firstColumn="1" w:lastColumn="0" w:noHBand="0" w:noVBand="1"/>
       </w:tblPr>
       <w:tblGrid>
-        <w:gridCol w:w="2099"/>
+        <w:gridCol w:w="2100"/>
         <w:gridCol w:w="2903"/>
         <w:gridCol w:w="2165"/>
-        <w:gridCol w:w="2121"/>
+        <w:gridCol w:w="2120"/>
       </w:tblGrid>
       <w:tr>
         <w:trPr>
@@ -5183,9 +5187,6 @@
           </w:tcPr>
           <w:p>
             <w:r>
-              <w:rPr>
-                <w:sz w:val="18"/>
-              </w:rPr>
               <w:t>No</w:t>
             </w:r>
           </w:p>
@@ -5278,6 +5279,9 @@
             <w:tcW w:w="2268" w:type="dxa"/>
           </w:tcPr>
           <w:p>
+            <w:pPr>
+              <w:cnfStyle w:val="000000100000" w:firstRow="0" w:lastRow="0" w:firstColumn="0" w:lastColumn="0" w:oddVBand="0" w:evenVBand="0" w:oddHBand="1" w:evenHBand="0" w:firstRowFirstColumn="0" w:firstRowLastColumn="0" w:lastRowFirstColumn="0" w:lastRowLastColumn="0"/>
+            </w:pPr>
             <w:r>
               <w:t>Halaman login dengan form email + password</w:t>
             </w:r>
@@ -5339,6 +5343,9 @@
             <w:tcW w:w="2268" w:type="dxa"/>
           </w:tcPr>
           <w:p>
+            <w:pPr>
+              <w:cnfStyle w:val="000000010000" w:firstRow="0" w:lastRow="0" w:firstColumn="0" w:lastColumn="0" w:oddVBand="0" w:evenVBand="0" w:oddHBand="0" w:evenHBand="1" w:firstRowFirstColumn="0" w:firstRowLastColumn="0" w:lastRowFirstColumn="0" w:lastRowLastColumn="0"/>
+            </w:pPr>
             <w:r>
               <w:t>Form login diisi credential admin (email)</w:t>
             </w:r>
@@ -6031,17 +6038,121 @@
           </w:p>
         </w:tc>
       </w:tr>
+      <w:tr>
+        <w:trPr>
+          <w:cnfStyle w:val="000000100000" w:firstRow="0" w:lastRow="0" w:firstColumn="0" w:lastColumn="0" w:oddVBand="0" w:evenVBand="0" w:oddHBand="1" w:evenHBand="0" w:firstRowFirstColumn="0" w:firstRowLastColumn="0" w:lastRowFirstColumn="0" w:lastRowLastColumn="0"/>
+        </w:trPr>
+        <w:tc>
+          <w:tcPr>
+            <w:cnfStyle w:val="001000000000" w:firstRow="0" w:lastRow="0" w:firstColumn="1" w:lastColumn="0" w:oddVBand="0" w:evenVBand="0" w:oddHBand="0" w:evenHBand="0" w:firstRowFirstColumn="0" w:firstRowLastColumn="0" w:lastRowFirstColumn="0" w:lastRowLastColumn="0"/>
+            <w:tcW w:w="2099" w:type="dxa"/>
+          </w:tcPr>
+          <w:p>
+            <w:r>
+              <w:t>13</w:t>
+            </w:r>
+          </w:p>
+        </w:tc>
+        <w:tc>
+          <w:tcPr>
+            <w:tcW w:w="2903" w:type="dxa"/>
+          </w:tcPr>
+          <w:p>
+            <w:pPr>
+              <w:cnfStyle w:val="000000100000" w:firstRow="0" w:lastRow="0" w:firstColumn="0" w:lastColumn="0" w:oddVBand="0" w:evenVBand="0" w:oddHBand="1" w:evenHBand="0" w:firstRowFirstColumn="0" w:firstRowLastColumn="0" w:lastRowFirstColumn="0" w:lastRowLastColumn="0"/>
+            </w:pPr>
+            <w:r>
+              <w:t>tampilan13_kegiatan.png</w:t>
+            </w:r>
+          </w:p>
+        </w:tc>
+        <w:tc>
+          <w:tcPr>
+            <w:tcW w:w="2165" w:type="dxa"/>
+          </w:tcPr>
+          <w:p>
+            <w:pPr>
+              <w:cnfStyle w:val="000000100000" w:firstRow="0" w:lastRow="0" w:firstColumn="0" w:lastColumn="0" w:oddVBand="0" w:evenVBand="0" w:oddHBand="1" w:evenHBand="0" w:firstRowFirstColumn="0" w:firstRowLastColumn="0" w:lastRowFirstColumn="0" w:lastRowLastColumn="0"/>
+            </w:pPr>
+            <w:r>
+              <w:t>Daftar kegiatan UKM dengan CRUD</w:t>
+            </w:r>
+          </w:p>
+        </w:tc>
+        <w:tc>
+          <w:tcPr>
+            <w:tcW w:w="2121" w:type="dxa"/>
+          </w:tcPr>
+          <w:p>
+            <w:pPr>
+              <w:cnfStyle w:val="000000100000" w:firstRow="0" w:lastRow="0" w:firstColumn="0" w:lastColumn="0" w:oddVBand="0" w:evenVBand="0" w:oddHBand="1" w:evenHBand="0" w:firstRowFirstColumn="0" w:firstRowLastColumn="0" w:lastRowFirstColumn="0" w:lastRowLastColumn="0"/>
+            </w:pPr>
+            <w:r>
+              <w:t>✅ Pass</w:t>
+            </w:r>
+          </w:p>
+        </w:tc>
+      </w:tr>
+      <w:tr>
+        <w:trPr>
+          <w:cnfStyle w:val="000000010000" w:firstRow="0" w:lastRow="0" w:firstColumn="0" w:lastColumn="0" w:oddVBand="0" w:evenVBand="0" w:oddHBand="0" w:evenHBand="1" w:firstRowFirstColumn="0" w:firstRowLastColumn="0" w:lastRowFirstColumn="0" w:lastRowLastColumn="0"/>
+        </w:trPr>
+        <w:tc>
+          <w:tcPr>
+            <w:cnfStyle w:val="001000000000" w:firstRow="0" w:lastRow="0" w:firstColumn="1" w:lastColumn="0" w:oddVBand="0" w:evenVBand="0" w:oddHBand="0" w:evenHBand="0" w:firstRowFirstColumn="0" w:firstRowLastColumn="0" w:lastRowFirstColumn="0" w:lastRowLastColumn="0"/>
+            <w:tcW w:w="2099" w:type="dxa"/>
+          </w:tcPr>
+          <w:p>
+            <w:r>
+              <w:t>14</w:t>
+            </w:r>
+          </w:p>
+        </w:tc>
+        <w:tc>
+          <w:tcPr>
+            <w:tcW w:w="2903" w:type="dxa"/>
+          </w:tcPr>
+          <w:p>
+            <w:pPr>
+              <w:cnfStyle w:val="000000010000" w:firstRow="0" w:lastRow="0" w:firstColumn="0" w:lastColumn="0" w:oddVBand="0" w:evenVBand="0" w:oddHBand="0" w:evenHBand="1" w:firstRowFirstColumn="0" w:firstRowLastColumn="0" w:lastRowFirstColumn="0" w:lastRowLastColumn="0"/>
+            </w:pPr>
+            <w:r>
+              <w:t>tampilan14_profile.png</w:t>
+            </w:r>
+          </w:p>
+        </w:tc>
+        <w:tc>
+          <w:tcPr>
+            <w:tcW w:w="2165" w:type="dxa"/>
+          </w:tcPr>
+          <w:p>
+            <w:pPr>
+              <w:cnfStyle w:val="000000010000" w:firstRow="0" w:lastRow="0" w:firstColumn="0" w:lastColumn="0" w:oddVBand="0" w:evenVBand="0" w:oddHBand="0" w:evenHBand="1" w:firstRowFirstColumn="0" w:firstRowLastColumn="0" w:lastRowFirstColumn="0" w:lastRowLastColumn="0"/>
+            </w:pPr>
+            <w:r>
+              <w:t>Dialog profil pengguna dengan edit form</w:t>
+            </w:r>
+          </w:p>
+        </w:tc>
+        <w:tc>
+          <w:tcPr>
+            <w:tcW w:w="2121" w:type="dxa"/>
+          </w:tcPr>
+          <w:p>
+            <w:pPr>
+              <w:cnfStyle w:val="000000010000" w:firstRow="0" w:lastRow="0" w:firstColumn="0" w:lastColumn="0" w:oddVBand="0" w:evenVBand="0" w:oddHBand="0" w:evenHBand="1" w:firstRowFirstColumn="0" w:firstRowLastColumn="0" w:lastRowFirstColumn="0" w:lastRowLastColumn="0"/>
+            </w:pPr>
+            <w:r>
+              <w:t>✅ Pass</w:t>
+            </w:r>
+          </w:p>
+        </w:tc>
+      </w:tr>
     </w:tbl>
     <w:p/>
     <w:p>
       <w:r>
-        <w:rPr>
-          <w:rFonts w:ascii="Calibri" w:hAnsi="Calibri"/>
-          <w:b/>
-          <w:color w:val="008000"/>
-          <w:sz w:val="24"/>
-        </w:rPr>
-        <w:t>Pass Rate: 12/12 (100%)</w:t>
+        <w:t>Pass Rate: 14/14 (100%)</w:t>
       </w:r>
     </w:p>
     <w:p>
@@ -6225,6 +6336,9 @@
             <w:tcW w:w="4536" w:type="dxa"/>
           </w:tcPr>
           <w:p>
+            <w:pPr>
+              <w:cnfStyle w:val="000000010000" w:firstRow="0" w:lastRow="0" w:firstColumn="0" w:lastColumn="0" w:oddVBand="0" w:evenVBand="0" w:oddHBand="0" w:evenHBand="1" w:firstRowFirstColumn="0" w:firstRowLastColumn="0" w:lastRowFirstColumn="0" w:lastRowLastColumn="0"/>
+            </w:pPr>
             <w:r>
               <w:t>wadir3@poliban.ac.id / admin123</w:t>
             </w:r>
@@ -6349,7 +6463,7 @@
       </w:pPr>
       <w:r>
         <w:lastRenderedPageBreak/>
-        <w:t>5. HASIL SCREENSHOT TAMPILAN APLIKASI</w:t>
+        <w:t>5. HASIL SCREENSHOT TAMPILAN APLIKASI (14 TAMPILAN)</w:t>
       </w:r>
     </w:p>
     <w:p>
@@ -6371,10 +6485,10 @@
           <w:noProof/>
         </w:rPr>
         <w:drawing>
-          <wp:inline distT="0" distB="0" distL="0" distR="0" wp14:anchorId="05D33705" wp14:editId="12F26DD8">
-            <wp:extent cx="5029200" cy="2915905"/>
+          <wp:inline distT="0" distB="0" distL="0" distR="0" wp14:anchorId="5F861116" wp14:editId="354A542E">
+            <wp:extent cx="5029200" cy="2827544"/>
             <wp:effectExtent l="0" t="0" r="0" b="0"/>
-            <wp:docPr id="1" name="Picture 1"/>
+            <wp:docPr id="27" name="Picture 27"/>
             <wp:cNvGraphicFramePr>
               <a:graphicFrameLocks xmlns:a="http://schemas.openxmlformats.org/drawingml/2006/main" noChangeAspect="1"/>
             </wp:cNvGraphicFramePr>
@@ -6382,7 +6496,7 @@
               <a:graphicData uri="http://schemas.openxmlformats.org/drawingml/2006/picture">
                 <pic:pic xmlns:pic="http://schemas.openxmlformats.org/drawingml/2006/picture">
                   <pic:nvPicPr>
-                    <pic:cNvPr id="0" name="tampilan1_login.png"/>
+                    <pic:cNvPr id="0" name="image.png"/>
                     <pic:cNvPicPr/>
                   </pic:nvPicPr>
                   <pic:blipFill>
@@ -6394,7 +6508,7 @@
                   <pic:spPr>
                     <a:xfrm>
                       <a:off x="0" y="0"/>
-                      <a:ext cx="5029200" cy="2915905"/>
+                      <a:ext cx="5029200" cy="2827544"/>
                     </a:xfrm>
                     <a:prstGeom prst="rect">
                       <a:avLst/>
@@ -6439,10 +6553,10 @@
           <w:noProof/>
         </w:rPr>
         <w:drawing>
-          <wp:inline distT="0" distB="0" distL="0" distR="0" wp14:anchorId="796CC5B1" wp14:editId="5CE9096A">
-            <wp:extent cx="5029200" cy="2915905"/>
+          <wp:inline distT="0" distB="0" distL="0" distR="0" wp14:anchorId="7F8C44B8" wp14:editId="43354925">
+            <wp:extent cx="5029200" cy="2827544"/>
             <wp:effectExtent l="0" t="0" r="0" b="0"/>
-            <wp:docPr id="2" name="Picture 2"/>
+            <wp:docPr id="28" name="Picture 28"/>
             <wp:cNvGraphicFramePr>
               <a:graphicFrameLocks xmlns:a="http://schemas.openxmlformats.org/drawingml/2006/main" noChangeAspect="1"/>
             </wp:cNvGraphicFramePr>
@@ -6450,7 +6564,7 @@
               <a:graphicData uri="http://schemas.openxmlformats.org/drawingml/2006/picture">
                 <pic:pic xmlns:pic="http://schemas.openxmlformats.org/drawingml/2006/picture">
                   <pic:nvPicPr>
-                    <pic:cNvPr id="0" name="tampilan2_form_login.png"/>
+                    <pic:cNvPr id="0" name="image.png"/>
                     <pic:cNvPicPr/>
                   </pic:nvPicPr>
                   <pic:blipFill>
@@ -6462,7 +6576,7 @@
                   <pic:spPr>
                     <a:xfrm>
                       <a:off x="0" y="0"/>
-                      <a:ext cx="5029200" cy="2915905"/>
+                      <a:ext cx="5029200" cy="2827544"/>
                     </a:xfrm>
                     <a:prstGeom prst="rect">
                       <a:avLst/>
@@ -6488,6 +6602,9 @@
       </w:r>
     </w:p>
     <w:p/>
+    <w:p/>
+    <w:p/>
+    <w:p/>
     <w:p>
       <w:r>
         <w:rPr>
@@ -6495,6 +6612,7 @@
           <w:b/>
           <w:sz w:val="20"/>
         </w:rPr>
+        <w:lastRenderedPageBreak/>
         <w:t>Tampilan 3 - Dashboard Admin</w:t>
       </w:r>
     </w:p>
@@ -6506,12 +6624,11 @@
         <w:rPr>
           <w:noProof/>
         </w:rPr>
-        <w:lastRenderedPageBreak/>
         <w:drawing>
-          <wp:inline distT="0" distB="0" distL="0" distR="0" wp14:anchorId="731B19EC" wp14:editId="71BE5A95">
-            <wp:extent cx="5029200" cy="2915905"/>
+          <wp:inline distT="0" distB="0" distL="0" distR="0" wp14:anchorId="6E43E57C" wp14:editId="3DC7A61B">
+            <wp:extent cx="5029200" cy="2827544"/>
             <wp:effectExtent l="0" t="0" r="0" b="0"/>
-            <wp:docPr id="3" name="Picture 3"/>
+            <wp:docPr id="29" name="Picture 29"/>
             <wp:cNvGraphicFramePr>
               <a:graphicFrameLocks xmlns:a="http://schemas.openxmlformats.org/drawingml/2006/main" noChangeAspect="1"/>
             </wp:cNvGraphicFramePr>
@@ -6519,7 +6636,7 @@
               <a:graphicData uri="http://schemas.openxmlformats.org/drawingml/2006/picture">
                 <pic:pic xmlns:pic="http://schemas.openxmlformats.org/drawingml/2006/picture">
                   <pic:nvPicPr>
-                    <pic:cNvPr id="0" name="tampilan3_dashboard.png"/>
+                    <pic:cNvPr id="0" name="image.png"/>
                     <pic:cNvPicPr/>
                   </pic:nvPicPr>
                   <pic:blipFill>
@@ -6531,7 +6648,7 @@
                   <pic:spPr>
                     <a:xfrm>
                       <a:off x="0" y="0"/>
-                      <a:ext cx="5029200" cy="2915905"/>
+                      <a:ext cx="5029200" cy="2827544"/>
                     </a:xfrm>
                     <a:prstGeom prst="rect">
                       <a:avLst/>
@@ -6556,7 +6673,6 @@
         <w:t>Gambar: Tampilan 3 - Dashboard Admin</w:t>
       </w:r>
     </w:p>
-    <w:p/>
     <w:p>
       <w:r>
         <w:rPr>
@@ -6575,12 +6691,11 @@
         <w:rPr>
           <w:noProof/>
         </w:rPr>
-        <w:lastRenderedPageBreak/>
         <w:drawing>
-          <wp:inline distT="0" distB="0" distL="0" distR="0" wp14:anchorId="2EA5FD0B" wp14:editId="30E94CAA">
-            <wp:extent cx="5029200" cy="11427992"/>
-            <wp:effectExtent l="0" t="0" r="0" b="0"/>
-            <wp:docPr id="4" name="Picture 4"/>
+          <wp:inline distT="0" distB="0" distL="0" distR="0" wp14:anchorId="2F3C2E8E" wp14:editId="24E4002D">
+            <wp:extent cx="3924941" cy="2223774"/>
+            <wp:effectExtent l="0" t="0" r="0" b="5080"/>
+            <wp:docPr id="30" name="Picture 30"/>
             <wp:cNvGraphicFramePr>
               <a:graphicFrameLocks xmlns:a="http://schemas.openxmlformats.org/drawingml/2006/main" noChangeAspect="1"/>
             </wp:cNvGraphicFramePr>
@@ -6588,7 +6703,7 @@
               <a:graphicData uri="http://schemas.openxmlformats.org/drawingml/2006/picture">
                 <pic:pic xmlns:pic="http://schemas.openxmlformats.org/drawingml/2006/picture">
                   <pic:nvPicPr>
-                    <pic:cNvPr id="0" name="tampilan4_mahasiswa.png"/>
+                    <pic:cNvPr id="30" name="Picture 30"/>
                     <pic:cNvPicPr/>
                   </pic:nvPicPr>
                   <pic:blipFill>
@@ -6600,7 +6715,7 @@
                   <pic:spPr>
                     <a:xfrm>
                       <a:off x="0" y="0"/>
-                      <a:ext cx="5029200" cy="11427992"/>
+                      <a:ext cx="3924941" cy="2223774"/>
                     </a:xfrm>
                     <a:prstGeom prst="rect">
                       <a:avLst/>
@@ -6622,10 +6737,15 @@
           <w:i/>
           <w:sz w:val="18"/>
         </w:rPr>
-        <w:lastRenderedPageBreak/>
         <w:t>Gambar: Tampilan 4 - Data Mahasiswa</w:t>
       </w:r>
     </w:p>
+    <w:p/>
+    <w:p/>
+    <w:p/>
+    <w:p/>
+    <w:p/>
+    <w:p/>
     <w:p/>
     <w:p>
       <w:r>
@@ -6634,6 +6754,7 @@
           <w:b/>
           <w:sz w:val="20"/>
         </w:rPr>
+        <w:lastRenderedPageBreak/>
         <w:t>Tampilan 5 - Tambah Mahasiswa</w:t>
       </w:r>
     </w:p>
@@ -6645,12 +6766,11 @@
         <w:rPr>
           <w:noProof/>
         </w:rPr>
-        <w:lastRenderedPageBreak/>
         <w:drawing>
-          <wp:inline distT="0" distB="0" distL="0" distR="0" wp14:anchorId="012EDC0B" wp14:editId="7DBC5401">
-            <wp:extent cx="5029200" cy="11265997"/>
+          <wp:inline distT="0" distB="0" distL="0" distR="0" wp14:anchorId="5A6087A5" wp14:editId="2433A1B5">
+            <wp:extent cx="5029200" cy="2552907"/>
             <wp:effectExtent l="0" t="0" r="0" b="0"/>
-            <wp:docPr id="5" name="Picture 5"/>
+            <wp:docPr id="31" name="Picture 31"/>
             <wp:cNvGraphicFramePr>
               <a:graphicFrameLocks xmlns:a="http://schemas.openxmlformats.org/drawingml/2006/main" noChangeAspect="1"/>
             </wp:cNvGraphicFramePr>
@@ -6658,7 +6778,7 @@
               <a:graphicData uri="http://schemas.openxmlformats.org/drawingml/2006/picture">
                 <pic:pic xmlns:pic="http://schemas.openxmlformats.org/drawingml/2006/picture">
                   <pic:nvPicPr>
-                    <pic:cNvPr id="0" name="tampilan5_tambah_mahasiswa.png"/>
+                    <pic:cNvPr id="31" name="Picture 31"/>
                     <pic:cNvPicPr/>
                   </pic:nvPicPr>
                   <pic:blipFill>
@@ -6670,7 +6790,7 @@
                   <pic:spPr>
                     <a:xfrm>
                       <a:off x="0" y="0"/>
-                      <a:ext cx="5029200" cy="11265997"/>
+                      <a:ext cx="5029200" cy="2552907"/>
                     </a:xfrm>
                     <a:prstGeom prst="rect">
                       <a:avLst/>
@@ -6692,7 +6812,6 @@
           <w:i/>
           <w:sz w:val="18"/>
         </w:rPr>
-        <w:lastRenderedPageBreak/>
         <w:t>Gambar: Tampilan 5 - Tambah Mahasiswa</w:t>
       </w:r>
     </w:p>
@@ -6716,10 +6835,10 @@
           <w:noProof/>
         </w:rPr>
         <w:drawing>
-          <wp:inline distT="0" distB="0" distL="0" distR="0" wp14:anchorId="3CEFAB8B" wp14:editId="5194B834">
-            <wp:extent cx="5029200" cy="2915905"/>
+          <wp:inline distT="0" distB="0" distL="0" distR="0" wp14:anchorId="7E490E20" wp14:editId="53AFE80C">
+            <wp:extent cx="5029200" cy="3162579"/>
             <wp:effectExtent l="0" t="0" r="0" b="0"/>
-            <wp:docPr id="6" name="Picture 6"/>
+            <wp:docPr id="32" name="Picture 32"/>
             <wp:cNvGraphicFramePr>
               <a:graphicFrameLocks xmlns:a="http://schemas.openxmlformats.org/drawingml/2006/main" noChangeAspect="1"/>
             </wp:cNvGraphicFramePr>
@@ -6727,7 +6846,7 @@
               <a:graphicData uri="http://schemas.openxmlformats.org/drawingml/2006/picture">
                 <pic:pic xmlns:pic="http://schemas.openxmlformats.org/drawingml/2006/picture">
                   <pic:nvPicPr>
-                    <pic:cNvPr id="0" name="tampilan6_ukm.png"/>
+                    <pic:cNvPr id="0" name="image.png"/>
                     <pic:cNvPicPr/>
                   </pic:nvPicPr>
                   <pic:blipFill>
@@ -6739,7 +6858,7 @@
                   <pic:spPr>
                     <a:xfrm>
                       <a:off x="0" y="0"/>
-                      <a:ext cx="5029200" cy="2915905"/>
+                      <a:ext cx="5029200" cy="3162579"/>
                     </a:xfrm>
                     <a:prstGeom prst="rect">
                       <a:avLst/>
@@ -6765,6 +6884,9 @@
       </w:r>
     </w:p>
     <w:p/>
+    <w:p/>
+    <w:p/>
+    <w:p/>
     <w:p>
       <w:r>
         <w:rPr>
@@ -6772,6 +6894,7 @@
           <w:b/>
           <w:sz w:val="20"/>
         </w:rPr>
+        <w:lastRenderedPageBreak/>
         <w:t>Tampilan 7 - Tambah UKM</w:t>
       </w:r>
     </w:p>
@@ -6784,10 +6907,10 @@
           <w:noProof/>
         </w:rPr>
         <w:drawing>
-          <wp:inline distT="0" distB="0" distL="0" distR="0" wp14:anchorId="516B9262" wp14:editId="26DB9E3B">
-            <wp:extent cx="5029200" cy="2915905"/>
+          <wp:inline distT="0" distB="0" distL="0" distR="0" wp14:anchorId="1E65E91B" wp14:editId="46AC74FE">
+            <wp:extent cx="5029200" cy="3162579"/>
             <wp:effectExtent l="0" t="0" r="0" b="0"/>
-            <wp:docPr id="7" name="Picture 7"/>
+            <wp:docPr id="33" name="Picture 33"/>
             <wp:cNvGraphicFramePr>
               <a:graphicFrameLocks xmlns:a="http://schemas.openxmlformats.org/drawingml/2006/main" noChangeAspect="1"/>
             </wp:cNvGraphicFramePr>
@@ -6795,7 +6918,7 @@
               <a:graphicData uri="http://schemas.openxmlformats.org/drawingml/2006/picture">
                 <pic:pic xmlns:pic="http://schemas.openxmlformats.org/drawingml/2006/picture">
                   <pic:nvPicPr>
-                    <pic:cNvPr id="0" name="tampilan7_tambah_ukm.png"/>
+                    <pic:cNvPr id="0" name="image.png"/>
                     <pic:cNvPicPr/>
                   </pic:nvPicPr>
                   <pic:blipFill>
@@ -6807,7 +6930,7 @@
                   <pic:spPr>
                     <a:xfrm>
                       <a:off x="0" y="0"/>
-                      <a:ext cx="5029200" cy="2915905"/>
+                      <a:ext cx="5029200" cy="3162579"/>
                     </a:xfrm>
                     <a:prstGeom prst="rect">
                       <a:avLst/>
@@ -6851,12 +6974,11 @@
         <w:rPr>
           <w:noProof/>
         </w:rPr>
-        <w:lastRenderedPageBreak/>
         <w:drawing>
-          <wp:inline distT="0" distB="0" distL="0" distR="0" wp14:anchorId="52521519" wp14:editId="32004DDA">
-            <wp:extent cx="5029200" cy="11427992"/>
+          <wp:inline distT="0" distB="0" distL="0" distR="0" wp14:anchorId="6111195A" wp14:editId="68066CCE">
+            <wp:extent cx="5029200" cy="2827544"/>
             <wp:effectExtent l="0" t="0" r="0" b="0"/>
-            <wp:docPr id="8" name="Picture 8"/>
+            <wp:docPr id="34" name="Picture 34"/>
             <wp:cNvGraphicFramePr>
               <a:graphicFrameLocks xmlns:a="http://schemas.openxmlformats.org/drawingml/2006/main" noChangeAspect="1"/>
             </wp:cNvGraphicFramePr>
@@ -6864,7 +6986,7 @@
               <a:graphicData uri="http://schemas.openxmlformats.org/drawingml/2006/picture">
                 <pic:pic xmlns:pic="http://schemas.openxmlformats.org/drawingml/2006/picture">
                   <pic:nvPicPr>
-                    <pic:cNvPr id="0" name="tampilan8_pendaftaran.png"/>
+                    <pic:cNvPr id="0" name="image.png"/>
                     <pic:cNvPicPr/>
                   </pic:nvPicPr>
                   <pic:blipFill>
@@ -6876,7 +6998,7 @@
                   <pic:spPr>
                     <a:xfrm>
                       <a:off x="0" y="0"/>
-                      <a:ext cx="5029200" cy="11427992"/>
+                      <a:ext cx="5029200" cy="2827544"/>
                     </a:xfrm>
                     <a:prstGeom prst="rect">
                       <a:avLst/>
@@ -6898,10 +7020,12 @@
           <w:i/>
           <w:sz w:val="18"/>
         </w:rPr>
-        <w:lastRenderedPageBreak/>
         <w:t>Gambar: Tampilan 8 - Data Pendaftaran</w:t>
       </w:r>
     </w:p>
+    <w:p/>
+    <w:p/>
+    <w:p/>
     <w:p/>
     <w:p>
       <w:r>
@@ -6910,6 +7034,7 @@
           <w:b/>
           <w:sz w:val="20"/>
         </w:rPr>
+        <w:lastRenderedPageBreak/>
         <w:t>Tampilan 9 - Data Anggota UKM</w:t>
       </w:r>
     </w:p>
@@ -6922,10 +7047,10 @@
           <w:noProof/>
         </w:rPr>
         <w:drawing>
-          <wp:inline distT="0" distB="0" distL="0" distR="0" wp14:anchorId="50B78201" wp14:editId="2B034A17">
-            <wp:extent cx="5029200" cy="2915905"/>
-            <wp:effectExtent l="0" t="0" r="0" b="0"/>
-            <wp:docPr id="9" name="Picture 9"/>
+          <wp:inline distT="0" distB="0" distL="0" distR="0" wp14:anchorId="5989163E" wp14:editId="64B19656">
+            <wp:extent cx="5029200" cy="2532337"/>
+            <wp:effectExtent l="0" t="0" r="0" b="1905"/>
+            <wp:docPr id="35" name="Picture 35"/>
             <wp:cNvGraphicFramePr>
               <a:graphicFrameLocks xmlns:a="http://schemas.openxmlformats.org/drawingml/2006/main" noChangeAspect="1"/>
             </wp:cNvGraphicFramePr>
@@ -6933,7 +7058,7 @@
               <a:graphicData uri="http://schemas.openxmlformats.org/drawingml/2006/picture">
                 <pic:pic xmlns:pic="http://schemas.openxmlformats.org/drawingml/2006/picture">
                   <pic:nvPicPr>
-                    <pic:cNvPr id="0" name="tampilan9_anggota_ukm.png"/>
+                    <pic:cNvPr id="35" name="Picture 35"/>
                     <pic:cNvPicPr/>
                   </pic:nvPicPr>
                   <pic:blipFill>
@@ -6945,7 +7070,7 @@
                   <pic:spPr>
                     <a:xfrm>
                       <a:off x="0" y="0"/>
-                      <a:ext cx="5029200" cy="2915905"/>
+                      <a:ext cx="5029200" cy="2532337"/>
                     </a:xfrm>
                     <a:prstGeom prst="rect">
                       <a:avLst/>
@@ -6990,10 +7115,10 @@
           <w:noProof/>
         </w:rPr>
         <w:drawing>
-          <wp:inline distT="0" distB="0" distL="0" distR="0" wp14:anchorId="383E1325" wp14:editId="40715486">
-            <wp:extent cx="5029200" cy="2915905"/>
-            <wp:effectExtent l="0" t="0" r="0" b="0"/>
-            <wp:docPr id="10" name="Picture 10"/>
+          <wp:inline distT="0" distB="0" distL="0" distR="0" wp14:anchorId="284CB0BA" wp14:editId="2E4750B1">
+            <wp:extent cx="5029200" cy="2551559"/>
+            <wp:effectExtent l="0" t="0" r="0" b="1270"/>
+            <wp:docPr id="36" name="Picture 36"/>
             <wp:cNvGraphicFramePr>
               <a:graphicFrameLocks xmlns:a="http://schemas.openxmlformats.org/drawingml/2006/main" noChangeAspect="1"/>
             </wp:cNvGraphicFramePr>
@@ -7001,7 +7126,7 @@
               <a:graphicData uri="http://schemas.openxmlformats.org/drawingml/2006/picture">
                 <pic:pic xmlns:pic="http://schemas.openxmlformats.org/drawingml/2006/picture">
                   <pic:nvPicPr>
-                    <pic:cNvPr id="0" name="tampilan10_tambah_anggota.png"/>
+                    <pic:cNvPr id="36" name="Picture 36"/>
                     <pic:cNvPicPr/>
                   </pic:nvPicPr>
                   <pic:blipFill>
@@ -7013,7 +7138,7 @@
                   <pic:spPr>
                     <a:xfrm>
                       <a:off x="0" y="0"/>
-                      <a:ext cx="5029200" cy="2915905"/>
+                      <a:ext cx="5029200" cy="2551559"/>
                     </a:xfrm>
                     <a:prstGeom prst="rect">
                       <a:avLst/>
@@ -7039,6 +7164,11 @@
       </w:r>
     </w:p>
     <w:p/>
+    <w:p/>
+    <w:p/>
+    <w:p/>
+    <w:p/>
+    <w:p/>
     <w:p>
       <w:r>
         <w:rPr>
@@ -7046,6 +7176,7 @@
           <w:b/>
           <w:sz w:val="20"/>
         </w:rPr>
+        <w:lastRenderedPageBreak/>
         <w:t>Tampilan 11 - Pencarian Data</w:t>
       </w:r>
     </w:p>
@@ -7057,12 +7188,11 @@
         <w:rPr>
           <w:noProof/>
         </w:rPr>
-        <w:lastRenderedPageBreak/>
         <w:drawing>
-          <wp:inline distT="0" distB="0" distL="0" distR="0" wp14:anchorId="56C4699A" wp14:editId="48141961">
-            <wp:extent cx="5029200" cy="11427992"/>
+          <wp:inline distT="0" distB="0" distL="0" distR="0" wp14:anchorId="1131701F" wp14:editId="4782AA85">
+            <wp:extent cx="5029200" cy="2561116"/>
             <wp:effectExtent l="0" t="0" r="0" b="0"/>
-            <wp:docPr id="11" name="Picture 11"/>
+            <wp:docPr id="37" name="Picture 37"/>
             <wp:cNvGraphicFramePr>
               <a:graphicFrameLocks xmlns:a="http://schemas.openxmlformats.org/drawingml/2006/main" noChangeAspect="1"/>
             </wp:cNvGraphicFramePr>
@@ -7070,7 +7200,7 @@
               <a:graphicData uri="http://schemas.openxmlformats.org/drawingml/2006/picture">
                 <pic:pic xmlns:pic="http://schemas.openxmlformats.org/drawingml/2006/picture">
                   <pic:nvPicPr>
-                    <pic:cNvPr id="0" name="tampilan11_pencarian.png"/>
+                    <pic:cNvPr id="37" name="Picture 37"/>
                     <pic:cNvPicPr/>
                   </pic:nvPicPr>
                   <pic:blipFill>
@@ -7082,7 +7212,7 @@
                   <pic:spPr>
                     <a:xfrm>
                       <a:off x="0" y="0"/>
-                      <a:ext cx="5029200" cy="11427992"/>
+                      <a:ext cx="5029200" cy="2561116"/>
                     </a:xfrm>
                     <a:prstGeom prst="rect">
                       <a:avLst/>
@@ -7104,7 +7234,6 @@
           <w:i/>
           <w:sz w:val="18"/>
         </w:rPr>
-        <w:lastRenderedPageBreak/>
         <w:t>Gambar: Tampilan 11 - Pencarian Data</w:t>
       </w:r>
     </w:p>
@@ -7127,12 +7256,11 @@
         <w:rPr>
           <w:noProof/>
         </w:rPr>
-        <w:lastRenderedPageBreak/>
         <w:drawing>
-          <wp:inline distT="0" distB="0" distL="0" distR="0" wp14:anchorId="461E6F50" wp14:editId="18A11812">
-            <wp:extent cx="5029200" cy="9896405"/>
-            <wp:effectExtent l="0" t="0" r="0" b="0"/>
-            <wp:docPr id="12" name="Picture 12"/>
+          <wp:inline distT="0" distB="0" distL="0" distR="0" wp14:anchorId="127D128B" wp14:editId="1A593F4F">
+            <wp:extent cx="5029200" cy="2810113"/>
+            <wp:effectExtent l="0" t="0" r="0" b="9525"/>
+            <wp:docPr id="38" name="Picture 38"/>
             <wp:cNvGraphicFramePr>
               <a:graphicFrameLocks xmlns:a="http://schemas.openxmlformats.org/drawingml/2006/main" noChangeAspect="1"/>
             </wp:cNvGraphicFramePr>
@@ -7140,7 +7268,7 @@
               <a:graphicData uri="http://schemas.openxmlformats.org/drawingml/2006/picture">
                 <pic:pic xmlns:pic="http://schemas.openxmlformats.org/drawingml/2006/picture">
                   <pic:nvPicPr>
-                    <pic:cNvPr id="0" name="tampilan12_cetak.png"/>
+                    <pic:cNvPr id="38" name="Picture 38"/>
                     <pic:cNvPicPr/>
                   </pic:nvPicPr>
                   <pic:blipFill>
@@ -7152,7 +7280,7 @@
                   <pic:spPr>
                     <a:xfrm>
                       <a:off x="0" y="0"/>
-                      <a:ext cx="5029200" cy="9896405"/>
+                      <a:ext cx="5029200" cy="2810113"/>
                     </a:xfrm>
                     <a:prstGeom prst="rect">
                       <a:avLst/>
@@ -7174,12 +7302,366 @@
           <w:i/>
           <w:sz w:val="18"/>
         </w:rPr>
-        <w:lastRenderedPageBreak/>
         <w:t>Gambar: Tampilan 12 - Halaman Cetak</w:t>
       </w:r>
     </w:p>
     <w:p/>
+    <w:p/>
+    <w:p/>
+    <w:p/>
+    <w:p/>
     <w:p>
+      <w:pPr>
+        <w:rPr>
+          <w:b/>
+          <w:bCs/>
+        </w:rPr>
+      </w:pPr>
+      <w:r>
+        <w:rPr>
+          <w:b/>
+          <w:bCs/>
+        </w:rPr>
+        <w:lastRenderedPageBreak/>
+        <w:t>Gambar: Tampilan 13 - Daftar Kegiatan</w:t>
+      </w:r>
+    </w:p>
+    <w:p/>
+    <w:p>
+      <w:pPr>
+        <w:jc w:val="center"/>
+      </w:pPr>
+      <w:r>
+        <w:rPr>
+          <w:noProof/>
+        </w:rPr>
+        <w:drawing>
+          <wp:inline distT="0" distB="0" distL="0" distR="0" wp14:anchorId="39BC058F" wp14:editId="678D7593">
+            <wp:extent cx="5029200" cy="2547434"/>
+            <wp:effectExtent l="0" t="0" r="0" b="5715"/>
+            <wp:docPr id="40" name="Picture 40"/>
+            <wp:cNvGraphicFramePr>
+              <a:graphicFrameLocks xmlns:a="http://schemas.openxmlformats.org/drawingml/2006/main" noChangeAspect="1"/>
+            </wp:cNvGraphicFramePr>
+            <a:graphic xmlns:a="http://schemas.openxmlformats.org/drawingml/2006/main">
+              <a:graphicData uri="http://schemas.openxmlformats.org/drawingml/2006/picture">
+                <pic:pic xmlns:pic="http://schemas.openxmlformats.org/drawingml/2006/picture">
+                  <pic:nvPicPr>
+                    <pic:cNvPr id="40" name="Picture 40"/>
+                    <pic:cNvPicPr/>
+                  </pic:nvPicPr>
+                  <pic:blipFill>
+                    <a:blip r:embed="rId20"/>
+                    <a:stretch>
+                      <a:fillRect/>
+                    </a:stretch>
+                  </pic:blipFill>
+                  <pic:spPr>
+                    <a:xfrm>
+                      <a:off x="0" y="0"/>
+                      <a:ext cx="5029200" cy="2547434"/>
+                    </a:xfrm>
+                    <a:prstGeom prst="rect">
+                      <a:avLst/>
+                    </a:prstGeom>
+                  </pic:spPr>
+                </pic:pic>
+              </a:graphicData>
+            </a:graphic>
+          </wp:inline>
+        </w:drawing>
+      </w:r>
+    </w:p>
+    <w:p/>
+    <w:p>
+      <w:pPr>
+        <w:rPr>
+          <w:b/>
+          <w:bCs/>
+        </w:rPr>
+      </w:pPr>
+      <w:r>
+        <w:rPr>
+          <w:b/>
+          <w:bCs/>
+        </w:rPr>
+        <w:t>Gambar: Tampilan 14 - Profil Pengguna</w:t>
+      </w:r>
+    </w:p>
+    <w:p/>
+    <w:p>
+      <w:pPr>
+        <w:jc w:val="center"/>
+      </w:pPr>
+      <w:r>
+        <w:rPr>
+          <w:noProof/>
+        </w:rPr>
+        <w:drawing>
+          <wp:inline distT="0" distB="0" distL="0" distR="0" wp14:anchorId="6CB34C77" wp14:editId="25D4F142">
+            <wp:extent cx="5029200" cy="2544666"/>
+            <wp:effectExtent l="0" t="0" r="0" b="8255"/>
+            <wp:docPr id="41" name="Picture 41"/>
+            <wp:cNvGraphicFramePr>
+              <a:graphicFrameLocks xmlns:a="http://schemas.openxmlformats.org/drawingml/2006/main" noChangeAspect="1"/>
+            </wp:cNvGraphicFramePr>
+            <a:graphic xmlns:a="http://schemas.openxmlformats.org/drawingml/2006/main">
+              <a:graphicData uri="http://schemas.openxmlformats.org/drawingml/2006/picture">
+                <pic:pic xmlns:pic="http://schemas.openxmlformats.org/drawingml/2006/picture">
+                  <pic:nvPicPr>
+                    <pic:cNvPr id="41" name="Picture 41"/>
+                    <pic:cNvPicPr/>
+                  </pic:nvPicPr>
+                  <pic:blipFill>
+                    <a:blip r:embed="rId21"/>
+                    <a:stretch>
+                      <a:fillRect/>
+                    </a:stretch>
+                  </pic:blipFill>
+                  <pic:spPr>
+                    <a:xfrm>
+                      <a:off x="0" y="0"/>
+                      <a:ext cx="5029200" cy="2544666"/>
+                    </a:xfrm>
+                    <a:prstGeom prst="rect">
+                      <a:avLst/>
+                    </a:prstGeom>
+                  </pic:spPr>
+                </pic:pic>
+              </a:graphicData>
+            </a:graphic>
+          </wp:inline>
+        </w:drawing>
+      </w:r>
+    </w:p>
+    <w:p/>
+    <w:p/>
+    <w:p/>
+    <w:p/>
+    <w:p>
+      <w:pPr>
+        <w:pStyle w:val="Heading1"/>
+      </w:pPr>
+      <w:r>
+        <w:lastRenderedPageBreak/>
+        <w:t>6. BLATUI UI COMPONENT LIBRARY</w:t>
+      </w:r>
+    </w:p>
+    <w:p>
+      <w:r>
+        <w:t>BlatUI adalah library UI component untuk Laravel Blade yang terinspirasi dari shadcn/ui. Library ini mengadopsi pendekatan copy-paste, di mana setiap component dapat diinstal satu per satu melalui CLI tanpa dependensi JavaScript runtime yang mengikat.</w:t>
+      </w:r>
+    </w:p>
+    <w:p>
+      <w:r>
+        <w:t>BlatUI dibangun di atas stack BLAT (Blade, Laravel, Alpine.js, Tailwind CSS v4) dan mematuhi standar aksesibilitas WCAG AA. Setiap component diinstal dengan perintah: php artisan blatui:add &lt;nama_component&gt;</w:t>
+      </w:r>
+    </w:p>
+    <w:p>
+      <w:r>
+        <w:t>Komponen yang digunakan dalam proyek UKM Poliban ini meliputi:</w:t>
+      </w:r>
+    </w:p>
+    <w:p>
+      <w:r>
+        <w:t>- Button: Tombol dengan berbagai varian (default, secondary, outline, destructive, ghost)</w:t>
+      </w:r>
+    </w:p>
+    <w:p>
+      <w:r>
+        <w:t>- Card: Container dengan header, content, dan footer untuk menampilkan informasi</w:t>
+      </w:r>
+    </w:p>
+    <w:p>
+      <w:r>
+        <w:t>- Dialog &amp; Alert Dialog: Modal window untuk form input dan konfirmasi hapus</w:t>
+      </w:r>
+    </w:p>
+    <w:p>
+      <w:r>
+        <w:t>- Sidebar: Navigasi samping yang collapsible dengan icon mode</w:t>
+      </w:r>
+    </w:p>
+    <w:p>
+      <w:r>
+        <w:t>- Table: Tabel responsif untuk menampilkan data mahasiswa, UKM, dan anggota</w:t>
+      </w:r>
+    </w:p>
+    <w:p>
+      <w:r>
+        <w:t>- Avatar: Foto profil pengguna dengan fallback inisial</w:t>
+      </w:r>
+    </w:p>
+    <w:p>
+      <w:r>
+        <w:t>- Badge: Label status dengan semantic tones (success, warning, danger, info)</w:t>
+      </w:r>
+    </w:p>
+    <w:p>
+      <w:r>
+        <w:t>- Input, Textarea, Select, Combobox: Form controls dengan styling konsisten</w:t>
+      </w:r>
+    </w:p>
+    <w:p>
+      <w:r>
+        <w:t>- Field &amp; Field Error: Form field wrapper dengan label, input, dan error message</w:t>
+      </w:r>
+    </w:p>
+    <w:p>
+      <w:r>
+        <w:t>- Alert: Callout notification dengan berbagai variant</w:t>
+      </w:r>
+    </w:p>
+    <w:p>
+      <w:r>
+        <w:t>- Pagination: Navigasi halaman untuk data dengan banyak record</w:t>
+      </w:r>
+    </w:p>
+    <w:p>
+      <w:r>
+        <w:t>- Separator: Pemisah visual antar elemen</w:t>
+      </w:r>
+    </w:p>
+    <w:p>
+      <w:r>
+        <w:t>- Flip Card: Card yang membalik saat hover untuk menampilkan informasi tambahan</w:t>
+      </w:r>
+    </w:p>
+    <w:p>
+      <w:r>
+        <w:t>- Combobox: Autocomplete dropdown untuk pemilihan mahasiswa dan jabatan</w:t>
+      </w:r>
+    </w:p>
+    <w:p>
+      <w:r>
+        <w:t>- Alert Dialog: Konfirmasi destruktif untuk penghapusan data</w:t>
+      </w:r>
+    </w:p>
+    <w:p/>
+    <w:p>
+      <w:r>
+        <w:t>BlatUI menggunakan Alpine.js untuk interaktivitas frontend (seperti show/hide dialog, combobox autocomplete) dan Tailwind CSS v4 untuk styling. Komponen diinstal langsung ke direktori resources/views/components/ui/ sehingga kode sepenuhnya dimiliki dan dapat dikustomisasi tanpa batasan framework.</w:t>
+      </w:r>
+    </w:p>
+    <w:p/>
+    <w:p/>
+    <w:p/>
+    <w:p>
+      <w:r>
+        <w:lastRenderedPageBreak/>
+        <w:t>Untuk menginstal komponen BlatUI, jalankan perintah berikut di terminal:</w:t>
+      </w:r>
+    </w:p>
+    <w:p>
+      <w:r>
+        <w:t>composer require anousss007/blatui</w:t>
+      </w:r>
+    </w:p>
+    <w:p>
+      <w:r>
+        <w:t>php artisan blatui:add button</w:t>
+      </w:r>
+    </w:p>
+    <w:p>
+      <w:r>
+        <w:t>php artisan blatui:add card</w:t>
+      </w:r>
+    </w:p>
+    <w:p>
+      <w:r>
+        <w:t>php artisan blatui:add dialog</w:t>
+      </w:r>
+    </w:p>
+    <w:p>
+      <w:r>
+        <w:t>php artisan blatui:add sidebar</w:t>
+      </w:r>
+    </w:p>
+    <w:p>
+      <w:r>
+        <w:t>php artisan blatui:add table</w:t>
+      </w:r>
+    </w:p>
+    <w:p>
+      <w:r>
+        <w:t>php artisan blatui:add combobox</w:t>
+      </w:r>
+    </w:p>
+    <w:p>
+      <w:r>
+        <w:t>php artisan blatui:add flip-card</w:t>
+      </w:r>
+    </w:p>
+    <w:p/>
+    <w:p>
+      <w:r>
+        <w:t>Setelah diinstal, komponen dapat digunakan di Blade view dengan prefix x-ui::, contoh: &lt;x-ui::button&gt;Tambah&lt;/x-ui::button&gt;</w:t>
+      </w:r>
+    </w:p>
+    <w:p>
+      <w:pPr>
+        <w:pStyle w:val="Heading1"/>
+      </w:pPr>
+      <w:r>
+        <w:t>7. USE CASE DIAGRAM</w:t>
+      </w:r>
+    </w:p>
+    <w:p>
+      <w:r>
+        <w:rPr>
+          <w:rFonts w:ascii="Consolas" w:hAnsi="Consolas"/>
+          <w:sz w:val="18"/>
+        </w:rPr>
+        <w:br/>
+      </w:r>
+      <w:r>
+        <w:rPr>
+          <w:rFonts w:ascii="Consolas" w:hAnsi="Consolas"/>
+          <w:sz w:val="18"/>
+        </w:rPr>
+        <w:drawing>
+          <wp:inline distT="0" distB="0" distL="0" distR="0" wp14:anchorId="475E22C2" wp14:editId="1002CB0A">
+            <wp:extent cx="5760720" cy="4170045"/>
+            <wp:effectExtent l="0" t="0" r="0" b="1905"/>
+            <wp:docPr id="958754097" name="Picture 1"/>
+            <wp:cNvGraphicFramePr>
+              <a:graphicFrameLocks xmlns:a="http://schemas.openxmlformats.org/drawingml/2006/main" noChangeAspect="1"/>
+            </wp:cNvGraphicFramePr>
+            <a:graphic xmlns:a="http://schemas.openxmlformats.org/drawingml/2006/main">
+              <a:graphicData uri="http://schemas.openxmlformats.org/drawingml/2006/picture">
+                <pic:pic xmlns:pic="http://schemas.openxmlformats.org/drawingml/2006/picture">
+                  <pic:nvPicPr>
+                    <pic:cNvPr id="958754097" name=""/>
+                    <pic:cNvPicPr/>
+                  </pic:nvPicPr>
+                  <pic:blipFill>
+                    <a:blip r:embed="rId22"/>
+                    <a:stretch>
+                      <a:fillRect/>
+                    </a:stretch>
+                  </pic:blipFill>
+                  <pic:spPr>
+                    <a:xfrm>
+                      <a:off x="0" y="0"/>
+                      <a:ext cx="5760720" cy="4170045"/>
+                    </a:xfrm>
+                    <a:prstGeom prst="rect">
+                      <a:avLst/>
+                    </a:prstGeom>
+                  </pic:spPr>
+                </pic:pic>
+              </a:graphicData>
+            </a:graphic>
+          </wp:inline>
+        </w:drawing>
+      </w:r>
+      <w:r>
+        <w:rPr>
+          <w:rFonts w:ascii="Consolas" w:hAnsi="Consolas"/>
+          <w:sz w:val="18"/>
+        </w:rPr>
+        <w:br/>
+      </w:r>
       <w:r>
         <w:br w:type="page"/>
       </w:r>
@@ -7190,254 +7672,7 @@
       </w:pPr>
       <w:r>
         <w:lastRenderedPageBreak/>
-        <w:t>6. USE CASE DIAGRAM</w:t>
-      </w:r>
-    </w:p>
-    <w:p>
-      <w:r>
-        <w:rPr>
-          <w:rFonts w:ascii="Consolas" w:hAnsi="Consolas"/>
-          <w:sz w:val="18"/>
-        </w:rPr>
-        <w:br/>
-        <w:t>+--------------------------------------------------+</w:t>
-      </w:r>
-      <w:r>
-        <w:rPr>
-          <w:rFonts w:ascii="Consolas" w:hAnsi="Consolas"/>
-          <w:sz w:val="18"/>
-        </w:rPr>
-        <w:br/>
-        <w:t>|              SISTEM UKM POLIBAN                  |</w:t>
-      </w:r>
-      <w:r>
-        <w:rPr>
-          <w:rFonts w:ascii="Consolas" w:hAnsi="Consolas"/>
-          <w:sz w:val="18"/>
-        </w:rPr>
-        <w:br/>
-        <w:t>|                                                  |</w:t>
-      </w:r>
-      <w:r>
-        <w:rPr>
-          <w:rFonts w:ascii="Consolas" w:hAnsi="Consolas"/>
-          <w:sz w:val="18"/>
-        </w:rPr>
-        <w:br/>
-        <w:t>|                    +------------+                |</w:t>
-      </w:r>
-      <w:r>
-        <w:rPr>
-          <w:rFonts w:ascii="Consolas" w:hAnsi="Consolas"/>
-          <w:sz w:val="18"/>
-        </w:rPr>
-        <w:br/>
-        <w:t>|                    |   ADMIN    |                |</w:t>
-      </w:r>
-      <w:r>
-        <w:rPr>
-          <w:rFonts w:ascii="Consolas" w:hAnsi="Consolas"/>
-          <w:sz w:val="18"/>
-        </w:rPr>
-        <w:br/>
-        <w:t>|                    +-----+------+                |</w:t>
-      </w:r>
-      <w:r>
-        <w:rPr>
-          <w:rFonts w:ascii="Consolas" w:hAnsi="Consolas"/>
-          <w:sz w:val="18"/>
-        </w:rPr>
-        <w:br/>
-        <w:t>|                          |                       |</w:t>
-      </w:r>
-      <w:r>
-        <w:rPr>
-          <w:rFonts w:ascii="Consolas" w:hAnsi="Consolas"/>
-          <w:sz w:val="18"/>
-        </w:rPr>
-        <w:br/>
-        <w:t>|          +---------------+---------------+       |</w:t>
-      </w:r>
-      <w:r>
-        <w:rPr>
-          <w:rFonts w:ascii="Consolas" w:hAnsi="Consolas"/>
-          <w:sz w:val="18"/>
-        </w:rPr>
-        <w:br/>
-        <w:t>|          |               |               |       |</w:t>
-      </w:r>
-      <w:r>
-        <w:rPr>
-          <w:rFonts w:ascii="Consolas" w:hAnsi="Consolas"/>
-          <w:sz w:val="18"/>
-        </w:rPr>
-        <w:br/>
-        <w:t>|          v               v               v       |</w:t>
-      </w:r>
-      <w:r>
-        <w:rPr>
-          <w:rFonts w:ascii="Consolas" w:hAnsi="Consolas"/>
-          <w:sz w:val="18"/>
-        </w:rPr>
-        <w:br/>
-        <w:t>|    +---------+     +----------+     +--------+   |</w:t>
-      </w:r>
-      <w:r>
-        <w:rPr>
-          <w:rFonts w:ascii="Consolas" w:hAnsi="Consolas"/>
-          <w:sz w:val="18"/>
-        </w:rPr>
-        <w:br/>
-        <w:t>|    | Login   |     |Dashboard |     |  CRUD  |   |</w:t>
-      </w:r>
-      <w:r>
-        <w:rPr>
-          <w:rFonts w:ascii="Consolas" w:hAnsi="Consolas"/>
-          <w:sz w:val="18"/>
-        </w:rPr>
-        <w:br/>
-        <w:t>|    |         |     |  Stats   |     |  Data  |   |</w:t>
-      </w:r>
-      <w:r>
-        <w:rPr>
-          <w:rFonts w:ascii="Consolas" w:hAnsi="Consolas"/>
-          <w:sz w:val="18"/>
-        </w:rPr>
-        <w:br/>
-        <w:t>|    +---------+     +----------+     +---+----+   |</w:t>
-      </w:r>
-      <w:r>
-        <w:rPr>
-          <w:rFonts w:ascii="Consolas" w:hAnsi="Consolas"/>
-          <w:sz w:val="18"/>
-        </w:rPr>
-        <w:br/>
-        <w:t>|                                        |         |</w:t>
-      </w:r>
-      <w:r>
-        <w:rPr>
-          <w:rFonts w:ascii="Consolas" w:hAnsi="Consolas"/>
-          <w:sz w:val="18"/>
-        </w:rPr>
-        <w:br/>
-        <w:t>|           +-----------------------------+---+    |</w:t>
-      </w:r>
-      <w:r>
-        <w:rPr>
-          <w:rFonts w:ascii="Consolas" w:hAnsi="Consolas"/>
-          <w:sz w:val="18"/>
-        </w:rPr>
-        <w:br/>
-        <w:t>|           |               |              |   |   |</w:t>
-      </w:r>
-      <w:r>
-        <w:rPr>
-          <w:rFonts w:ascii="Consolas" w:hAnsi="Consolas"/>
-          <w:sz w:val="18"/>
-        </w:rPr>
-        <w:br/>
-        <w:t>|           v               v              v   |   |</w:t>
-      </w:r>
-      <w:r>
-        <w:rPr>
-          <w:rFonts w:ascii="Consolas" w:hAnsi="Consolas"/>
-          <w:sz w:val="18"/>
-        </w:rPr>
-        <w:br/>
-        <w:t>|    +-----------+    +-----------+  +--------+  |   |</w:t>
-      </w:r>
-      <w:r>
-        <w:rPr>
-          <w:rFonts w:ascii="Consolas" w:hAnsi="Consolas"/>
-          <w:sz w:val="18"/>
-        </w:rPr>
-        <w:br/>
-        <w:t>|    | Mahasiswa |    |    UKM    |  | Anggota|  |   |</w:t>
-      </w:r>
-      <w:r>
-        <w:rPr>
-          <w:rFonts w:ascii="Consolas" w:hAnsi="Consolas"/>
-          <w:sz w:val="18"/>
-        </w:rPr>
-        <w:br/>
-        <w:t>|    |   CRUD    |    |   CRUD    |  |   UKM  |  |   |</w:t>
-      </w:r>
-      <w:r>
-        <w:rPr>
-          <w:rFonts w:ascii="Consolas" w:hAnsi="Consolas"/>
-          <w:sz w:val="18"/>
-        </w:rPr>
-        <w:br/>
-        <w:t>|    +-----------+    +-----------+  +--------+  |   |</w:t>
-      </w:r>
-      <w:r>
-        <w:rPr>
-          <w:rFonts w:ascii="Consolas" w:hAnsi="Consolas"/>
-          <w:sz w:val="18"/>
-        </w:rPr>
-        <w:br/>
-        <w:t>|                                                |   |</w:t>
-      </w:r>
-      <w:r>
-        <w:rPr>
-          <w:rFonts w:ascii="Consolas" w:hAnsi="Consolas"/>
-          <w:sz w:val="18"/>
-        </w:rPr>
-        <w:br/>
-        <w:t>|    +-----------+    +-----------+  +--------+  |   |</w:t>
-      </w:r>
-      <w:r>
-        <w:rPr>
-          <w:rFonts w:ascii="Consolas" w:hAnsi="Consolas"/>
-          <w:sz w:val="18"/>
-        </w:rPr>
-        <w:br/>
-        <w:t>|    |Pendaftaran|    | Pencarian |  | Export/|  |   |</w:t>
-      </w:r>
-      <w:r>
-        <w:rPr>
-          <w:rFonts w:ascii="Consolas" w:hAnsi="Consolas"/>
-          <w:sz w:val="18"/>
-        </w:rPr>
-        <w:br/>
-        <w:t>|    |  Approve  |    |   Data    |  |  Print |  |   |</w:t>
-      </w:r>
-      <w:r>
-        <w:rPr>
-          <w:rFonts w:ascii="Consolas" w:hAnsi="Consolas"/>
-          <w:sz w:val="18"/>
-        </w:rPr>
-        <w:br/>
-        <w:t>|    +-----------+    +-----------+  +--------+  |   |</w:t>
-      </w:r>
-      <w:r>
-        <w:rPr>
-          <w:rFonts w:ascii="Consolas" w:hAnsi="Consolas"/>
-          <w:sz w:val="18"/>
-        </w:rPr>
-        <w:br/>
-        <w:t>+--------------------------------------------------+</w:t>
-      </w:r>
-      <w:r>
-        <w:rPr>
-          <w:rFonts w:ascii="Consolas" w:hAnsi="Consolas"/>
-          <w:sz w:val="18"/>
-        </w:rPr>
-        <w:br/>
-      </w:r>
-    </w:p>
-    <w:p>
-      <w:r>
-        <w:br w:type="page"/>
-      </w:r>
-    </w:p>
-    <w:p>
-      <w:pPr>
-        <w:pStyle w:val="Heading1"/>
-      </w:pPr>
-      <w:r>
-        <w:lastRenderedPageBreak/>
-        <w:t>7. STRUKTUR DATABASE</w:t>
+        <w:t>8. STRUKTUR DATABASE</w:t>
       </w:r>
     </w:p>
     <w:p>
@@ -7445,7 +7680,7 @@
         <w:pStyle w:val="Heading2"/>
       </w:pPr>
       <w:r>
-        <w:t>7.1 Tabel Database</w:t>
+        <w:t>8.1 Tabel Database</w:t>
       </w:r>
     </w:p>
     <w:tbl>
@@ -7600,6 +7835,9 @@
             <w:tcW w:w="3024" w:type="dxa"/>
           </w:tcPr>
           <w:p>
+            <w:pPr>
+              <w:cnfStyle w:val="000000010000" w:firstRow="0" w:lastRow="0" w:firstColumn="0" w:lastColumn="0" w:oddVBand="0" w:evenVBand="0" w:oddHBand="0" w:evenHBand="1" w:firstRowFirstColumn="0" w:firstRowLastColumn="0" w:lastRowFirstColumn="0" w:lastRowLastColumn="0"/>
+            </w:pPr>
             <w:r>
               <w:t>nama, nim (UNIQUE), username (UNIQUE), email (UNIQUE), kelas, prodi, jurusan, Role, UKM, status, password (hashed)</w:t>
             </w:r>
@@ -7696,6 +7934,9 @@
             <w:tcW w:w="3024" w:type="dxa"/>
           </w:tcPr>
           <w:p>
+            <w:pPr>
+              <w:cnfStyle w:val="000000010000" w:firstRow="0" w:lastRow="0" w:firstColumn="0" w:lastColumn="0" w:oddVBand="0" w:evenVBand="0" w:oddHBand="0" w:evenHBand="1" w:firstRowFirstColumn="0" w:firstRowLastColumn="0" w:lastRowFirstColumn="0" w:lastRowLastColumn="0"/>
+            </w:pPr>
             <w:r>
               <w:t>user_id (UNIQUE), ukm_id, jabatan (ketua/sekretaris/anggota), tanggal_bergabung</w:t>
             </w:r>
@@ -7811,7 +8052,7 @@
         <w:pStyle w:val="Heading2"/>
       </w:pPr>
       <w:r>
-        <w:t>7.2 Constraints</w:t>
+        <w:t>8.2 Constraints</w:t>
       </w:r>
     </w:p>
     <w:p>
@@ -7856,42 +8097,33 @@
         <w:pStyle w:val="Heading1"/>
       </w:pPr>
       <w:r>
-        <w:t xml:space="preserve">8. DAFTAR AKUN LOGIN (CREDENTIAL)</w:t>
+        <w:lastRenderedPageBreak/>
+        <w:t>9. DAFTAR AKUN LOGIN (CREDENTIAL)</w:t>
       </w:r>
     </w:p>
     <w:p>
-      <w:pPr>
-        <w:pStyle w:val="Normal"/>
-      </w:pPr>
       <w:r>
-        <w:t xml:space="preserve">Berikut adalah daftar akun login yang tersedia dalam sistem. Login menggunakan Email dan Password.</w:t>
+        <w:t>Berikut adalah daftar akun login yang tersedia dalam sistem. Login menggunakan Email dan Password.</w:t>
       </w:r>
     </w:p>
-    <w:p>
-      <w:pPr>
-        <w:pStyle w:val="Normal"/>
-      </w:pPr>
-      <w:r>
-        <w:t xml:space="preserve"/>
-      </w:r>
-    </w:p>
+    <w:p/>
     <w:tbl>
       <w:tblPr>
         <w:tblStyle w:val="TableGrid"/>
-        <w:tblW w:type="auto" w:w="0"/>
-        <w:tblLook w:firstColumn="1" w:firstRow="1" w:lastColumn="0" w:lastRow="0" w:noHBand="0" w:noVBand="1" w:val="04A0"/>
+        <w:tblW w:w="0" w:type="auto"/>
+        <w:tblLook w:val="04A0" w:firstRow="1" w:lastRow="0" w:firstColumn="1" w:lastColumn="0" w:noHBand="0" w:noVBand="1"/>
       </w:tblPr>
       <w:tblGrid>
-        <w:gridCol w:w="1814"/>
-        <w:gridCol w:w="1814"/>
-        <w:gridCol w:w="1814"/>
-        <w:gridCol w:w="1814"/>
-        <w:gridCol w:w="1814"/>
+        <w:gridCol w:w="1131"/>
+        <w:gridCol w:w="3078"/>
+        <w:gridCol w:w="1719"/>
+        <w:gridCol w:w="1680"/>
+        <w:gridCol w:w="1680"/>
       </w:tblGrid>
       <w:tr>
         <w:tc>
           <w:tcPr>
-            <w:tcW w:type="dxa" w:w="1814"/>
+            <w:tcW w:w="1814" w:type="dxa"/>
           </w:tcPr>
           <w:p>
             <w:r>
@@ -7904,7 +8136,7 @@
         </w:tc>
         <w:tc>
           <w:tcPr>
-            <w:tcW w:type="dxa" w:w="1814"/>
+            <w:tcW w:w="1814" w:type="dxa"/>
           </w:tcPr>
           <w:p>
             <w:r>
@@ -7917,7 +8149,7 @@
         </w:tc>
         <w:tc>
           <w:tcPr>
-            <w:tcW w:type="dxa" w:w="1814"/>
+            <w:tcW w:w="1814" w:type="dxa"/>
           </w:tcPr>
           <w:p>
             <w:r>
@@ -7930,7 +8162,7 @@
         </w:tc>
         <w:tc>
           <w:tcPr>
-            <w:tcW w:type="dxa" w:w="1814"/>
+            <w:tcW w:w="1814" w:type="dxa"/>
           </w:tcPr>
           <w:p>
             <w:r>
@@ -7943,7 +8175,7 @@
         </w:tc>
         <w:tc>
           <w:tcPr>
-            <w:tcW w:type="dxa" w:w="1814"/>
+            <w:tcW w:w="1814" w:type="dxa"/>
           </w:tcPr>
           <w:p>
             <w:r>
@@ -7958,7 +8190,7 @@
       <w:tr>
         <w:tc>
           <w:tcPr>
-            <w:tcW w:type="dxa" w:w="1814"/>
+            <w:tcW w:w="1814" w:type="dxa"/>
           </w:tcPr>
           <w:p>
             <w:r>
@@ -7968,7 +8200,7 @@
         </w:tc>
         <w:tc>
           <w:tcPr>
-            <w:tcW w:type="dxa" w:w="1814"/>
+            <w:tcW w:w="1814" w:type="dxa"/>
           </w:tcPr>
           <w:p>
             <w:r>
@@ -7978,7 +8210,7 @@
         </w:tc>
         <w:tc>
           <w:tcPr>
-            <w:tcW w:type="dxa" w:w="1814"/>
+            <w:tcW w:w="1814" w:type="dxa"/>
           </w:tcPr>
           <w:p>
             <w:r>
@@ -7988,7 +8220,7 @@
         </w:tc>
         <w:tc>
           <w:tcPr>
-            <w:tcW w:type="dxa" w:w="1814"/>
+            <w:tcW w:w="1814" w:type="dxa"/>
           </w:tcPr>
           <w:p>
             <w:r>
@@ -7998,7 +8230,7 @@
         </w:tc>
         <w:tc>
           <w:tcPr>
-            <w:tcW w:type="dxa" w:w="1814"/>
+            <w:tcW w:w="1814" w:type="dxa"/>
           </w:tcPr>
           <w:p>
             <w:r>
@@ -8010,7 +8242,7 @@
       <w:tr>
         <w:tc>
           <w:tcPr>
-            <w:tcW w:type="dxa" w:w="1814"/>
+            <w:tcW w:w="1814" w:type="dxa"/>
           </w:tcPr>
           <w:p>
             <w:r>
@@ -8020,7 +8252,7 @@
         </w:tc>
         <w:tc>
           <w:tcPr>
-            <w:tcW w:type="dxa" w:w="1814"/>
+            <w:tcW w:w="1814" w:type="dxa"/>
           </w:tcPr>
           <w:p>
             <w:r>
@@ -8030,7 +8262,7 @@
         </w:tc>
         <w:tc>
           <w:tcPr>
-            <w:tcW w:type="dxa" w:w="1814"/>
+            <w:tcW w:w="1814" w:type="dxa"/>
           </w:tcPr>
           <w:p>
             <w:r>
@@ -8040,7 +8272,7 @@
         </w:tc>
         <w:tc>
           <w:tcPr>
-            <w:tcW w:type="dxa" w:w="1814"/>
+            <w:tcW w:w="1814" w:type="dxa"/>
           </w:tcPr>
           <w:p>
             <w:r>
@@ -8050,7 +8282,7 @@
         </w:tc>
         <w:tc>
           <w:tcPr>
-            <w:tcW w:type="dxa" w:w="1814"/>
+            <w:tcW w:w="1814" w:type="dxa"/>
           </w:tcPr>
           <w:p>
             <w:r>
@@ -8062,7 +8294,7 @@
       <w:tr>
         <w:tc>
           <w:tcPr>
-            <w:tcW w:type="dxa" w:w="1814"/>
+            <w:tcW w:w="1814" w:type="dxa"/>
           </w:tcPr>
           <w:p>
             <w:r>
@@ -8072,7 +8304,7 @@
         </w:tc>
         <w:tc>
           <w:tcPr>
-            <w:tcW w:type="dxa" w:w="1814"/>
+            <w:tcW w:w="1814" w:type="dxa"/>
           </w:tcPr>
           <w:p>
             <w:r>
@@ -8082,7 +8314,7 @@
         </w:tc>
         <w:tc>
           <w:tcPr>
-            <w:tcW w:type="dxa" w:w="1814"/>
+            <w:tcW w:w="1814" w:type="dxa"/>
           </w:tcPr>
           <w:p>
             <w:r>
@@ -8092,7 +8324,7 @@
         </w:tc>
         <w:tc>
           <w:tcPr>
-            <w:tcW w:type="dxa" w:w="1814"/>
+            <w:tcW w:w="1814" w:type="dxa"/>
           </w:tcPr>
           <w:p>
             <w:r>
@@ -8102,7 +8334,7 @@
         </w:tc>
         <w:tc>
           <w:tcPr>
-            <w:tcW w:type="dxa" w:w="1814"/>
+            <w:tcW w:w="1814" w:type="dxa"/>
           </w:tcPr>
           <w:p>
             <w:r>
@@ -8114,7 +8346,7 @@
       <w:tr>
         <w:tc>
           <w:tcPr>
-            <w:tcW w:type="dxa" w:w="1814"/>
+            <w:tcW w:w="1814" w:type="dxa"/>
           </w:tcPr>
           <w:p>
             <w:r>
@@ -8124,7 +8356,7 @@
         </w:tc>
         <w:tc>
           <w:tcPr>
-            <w:tcW w:type="dxa" w:w="1814"/>
+            <w:tcW w:w="1814" w:type="dxa"/>
           </w:tcPr>
           <w:p>
             <w:r>
@@ -8134,7 +8366,7 @@
         </w:tc>
         <w:tc>
           <w:tcPr>
-            <w:tcW w:type="dxa" w:w="1814"/>
+            <w:tcW w:w="1814" w:type="dxa"/>
           </w:tcPr>
           <w:p>
             <w:r>
@@ -8144,7 +8376,7 @@
         </w:tc>
         <w:tc>
           <w:tcPr>
-            <w:tcW w:type="dxa" w:w="1814"/>
+            <w:tcW w:w="1814" w:type="dxa"/>
           </w:tcPr>
           <w:p>
             <w:r>
@@ -8154,7 +8386,7 @@
         </w:tc>
         <w:tc>
           <w:tcPr>
-            <w:tcW w:type="dxa" w:w="1814"/>
+            <w:tcW w:w="1814" w:type="dxa"/>
           </w:tcPr>
           <w:p>
             <w:r>
@@ -8166,7 +8398,7 @@
       <w:tr>
         <w:tc>
           <w:tcPr>
-            <w:tcW w:type="dxa" w:w="1814"/>
+            <w:tcW w:w="1814" w:type="dxa"/>
           </w:tcPr>
           <w:p>
             <w:r>
@@ -8176,7 +8408,7 @@
         </w:tc>
         <w:tc>
           <w:tcPr>
-            <w:tcW w:type="dxa" w:w="1814"/>
+            <w:tcW w:w="1814" w:type="dxa"/>
           </w:tcPr>
           <w:p>
             <w:r>
@@ -8186,7 +8418,7 @@
         </w:tc>
         <w:tc>
           <w:tcPr>
-            <w:tcW w:type="dxa" w:w="1814"/>
+            <w:tcW w:w="1814" w:type="dxa"/>
           </w:tcPr>
           <w:p>
             <w:r>
@@ -8196,7 +8428,7 @@
         </w:tc>
         <w:tc>
           <w:tcPr>
-            <w:tcW w:type="dxa" w:w="1814"/>
+            <w:tcW w:w="1814" w:type="dxa"/>
           </w:tcPr>
           <w:p>
             <w:r>
@@ -8206,7 +8438,7 @@
         </w:tc>
         <w:tc>
           <w:tcPr>
-            <w:tcW w:type="dxa" w:w="1814"/>
+            <w:tcW w:w="1814" w:type="dxa"/>
           </w:tcPr>
           <w:p>
             <w:r>
@@ -8218,7 +8450,7 @@
       <w:tr>
         <w:tc>
           <w:tcPr>
-            <w:tcW w:type="dxa" w:w="1814"/>
+            <w:tcW w:w="1814" w:type="dxa"/>
           </w:tcPr>
           <w:p>
             <w:r>
@@ -8228,7 +8460,7 @@
         </w:tc>
         <w:tc>
           <w:tcPr>
-            <w:tcW w:type="dxa" w:w="1814"/>
+            <w:tcW w:w="1814" w:type="dxa"/>
           </w:tcPr>
           <w:p>
             <w:r>
@@ -8238,7 +8470,7 @@
         </w:tc>
         <w:tc>
           <w:tcPr>
-            <w:tcW w:type="dxa" w:w="1814"/>
+            <w:tcW w:w="1814" w:type="dxa"/>
           </w:tcPr>
           <w:p>
             <w:r>
@@ -8248,7 +8480,7 @@
         </w:tc>
         <w:tc>
           <w:tcPr>
-            <w:tcW w:type="dxa" w:w="1814"/>
+            <w:tcW w:w="1814" w:type="dxa"/>
           </w:tcPr>
           <w:p>
             <w:r>
@@ -8258,7 +8490,7 @@
         </w:tc>
         <w:tc>
           <w:tcPr>
-            <w:tcW w:type="dxa" w:w="1814"/>
+            <w:tcW w:w="1814" w:type="dxa"/>
           </w:tcPr>
           <w:p>
             <w:r>
@@ -8270,7 +8502,7 @@
       <w:tr>
         <w:tc>
           <w:tcPr>
-            <w:tcW w:type="dxa" w:w="1814"/>
+            <w:tcW w:w="1814" w:type="dxa"/>
           </w:tcPr>
           <w:p>
             <w:r>
@@ -8280,7 +8512,7 @@
         </w:tc>
         <w:tc>
           <w:tcPr>
-            <w:tcW w:type="dxa" w:w="1814"/>
+            <w:tcW w:w="1814" w:type="dxa"/>
           </w:tcPr>
           <w:p>
             <w:r>
@@ -8290,7 +8522,7 @@
         </w:tc>
         <w:tc>
           <w:tcPr>
-            <w:tcW w:type="dxa" w:w="1814"/>
+            <w:tcW w:w="1814" w:type="dxa"/>
           </w:tcPr>
           <w:p>
             <w:r>
@@ -8300,7 +8532,7 @@
         </w:tc>
         <w:tc>
           <w:tcPr>
-            <w:tcW w:type="dxa" w:w="1814"/>
+            <w:tcW w:w="1814" w:type="dxa"/>
           </w:tcPr>
           <w:p>
             <w:r>
@@ -8310,7 +8542,7 @@
         </w:tc>
         <w:tc>
           <w:tcPr>
-            <w:tcW w:type="dxa" w:w="1814"/>
+            <w:tcW w:w="1814" w:type="dxa"/>
           </w:tcPr>
           <w:p>
             <w:r>
@@ -8322,7 +8554,7 @@
       <w:tr>
         <w:tc>
           <w:tcPr>
-            <w:tcW w:type="dxa" w:w="1814"/>
+            <w:tcW w:w="1814" w:type="dxa"/>
           </w:tcPr>
           <w:p>
             <w:r>
@@ -8332,7 +8564,7 @@
         </w:tc>
         <w:tc>
           <w:tcPr>
-            <w:tcW w:type="dxa" w:w="1814"/>
+            <w:tcW w:w="1814" w:type="dxa"/>
           </w:tcPr>
           <w:p>
             <w:r>
@@ -8342,7 +8574,7 @@
         </w:tc>
         <w:tc>
           <w:tcPr>
-            <w:tcW w:type="dxa" w:w="1814"/>
+            <w:tcW w:w="1814" w:type="dxa"/>
           </w:tcPr>
           <w:p>
             <w:r>
@@ -8352,7 +8584,7 @@
         </w:tc>
         <w:tc>
           <w:tcPr>
-            <w:tcW w:type="dxa" w:w="1814"/>
+            <w:tcW w:w="1814" w:type="dxa"/>
           </w:tcPr>
           <w:p>
             <w:r>
@@ -8362,7 +8594,7 @@
         </w:tc>
         <w:tc>
           <w:tcPr>
-            <w:tcW w:type="dxa" w:w="1814"/>
+            <w:tcW w:w="1814" w:type="dxa"/>
           </w:tcPr>
           <w:p>
             <w:r>
@@ -8374,7 +8606,7 @@
       <w:tr>
         <w:tc>
           <w:tcPr>
-            <w:tcW w:type="dxa" w:w="1814"/>
+            <w:tcW w:w="1814" w:type="dxa"/>
           </w:tcPr>
           <w:p>
             <w:r>
@@ -8384,7 +8616,7 @@
         </w:tc>
         <w:tc>
           <w:tcPr>
-            <w:tcW w:type="dxa" w:w="1814"/>
+            <w:tcW w:w="1814" w:type="dxa"/>
           </w:tcPr>
           <w:p>
             <w:r>
@@ -8394,7 +8626,7 @@
         </w:tc>
         <w:tc>
           <w:tcPr>
-            <w:tcW w:type="dxa" w:w="1814"/>
+            <w:tcW w:w="1814" w:type="dxa"/>
           </w:tcPr>
           <w:p>
             <w:r>
@@ -8404,7 +8636,7 @@
         </w:tc>
         <w:tc>
           <w:tcPr>
-            <w:tcW w:type="dxa" w:w="1814"/>
+            <w:tcW w:w="1814" w:type="dxa"/>
           </w:tcPr>
           <w:p>
             <w:r>
@@ -8414,7 +8646,7 @@
         </w:tc>
         <w:tc>
           <w:tcPr>
-            <w:tcW w:type="dxa" w:w="1814"/>
+            <w:tcW w:w="1814" w:type="dxa"/>
           </w:tcPr>
           <w:p>
             <w:r>
@@ -8426,7 +8658,7 @@
       <w:tr>
         <w:tc>
           <w:tcPr>
-            <w:tcW w:type="dxa" w:w="1814"/>
+            <w:tcW w:w="1814" w:type="dxa"/>
           </w:tcPr>
           <w:p>
             <w:r>
@@ -8436,7 +8668,7 @@
         </w:tc>
         <w:tc>
           <w:tcPr>
-            <w:tcW w:type="dxa" w:w="1814"/>
+            <w:tcW w:w="1814" w:type="dxa"/>
           </w:tcPr>
           <w:p>
             <w:r>
@@ -8446,7 +8678,7 @@
         </w:tc>
         <w:tc>
           <w:tcPr>
-            <w:tcW w:type="dxa" w:w="1814"/>
+            <w:tcW w:w="1814" w:type="dxa"/>
           </w:tcPr>
           <w:p>
             <w:r>
@@ -8456,7 +8688,7 @@
         </w:tc>
         <w:tc>
           <w:tcPr>
-            <w:tcW w:type="dxa" w:w="1814"/>
+            <w:tcW w:w="1814" w:type="dxa"/>
           </w:tcPr>
           <w:p>
             <w:r>
@@ -8466,7 +8698,7 @@
         </w:tc>
         <w:tc>
           <w:tcPr>
-            <w:tcW w:type="dxa" w:w="1814"/>
+            <w:tcW w:w="1814" w:type="dxa"/>
           </w:tcPr>
           <w:p>
             <w:r>
@@ -8478,7 +8710,7 @@
       <w:tr>
         <w:tc>
           <w:tcPr>
-            <w:tcW w:type="dxa" w:w="1814"/>
+            <w:tcW w:w="1814" w:type="dxa"/>
           </w:tcPr>
           <w:p>
             <w:r>
@@ -8488,7 +8720,7 @@
         </w:tc>
         <w:tc>
           <w:tcPr>
-            <w:tcW w:type="dxa" w:w="1814"/>
+            <w:tcW w:w="1814" w:type="dxa"/>
           </w:tcPr>
           <w:p>
             <w:r>
@@ -8498,7 +8730,7 @@
         </w:tc>
         <w:tc>
           <w:tcPr>
-            <w:tcW w:type="dxa" w:w="1814"/>
+            <w:tcW w:w="1814" w:type="dxa"/>
           </w:tcPr>
           <w:p>
             <w:r>
@@ -8508,7 +8740,7 @@
         </w:tc>
         <w:tc>
           <w:tcPr>
-            <w:tcW w:type="dxa" w:w="1814"/>
+            <w:tcW w:w="1814" w:type="dxa"/>
           </w:tcPr>
           <w:p>
             <w:r>
@@ -8518,7 +8750,7 @@
         </w:tc>
         <w:tc>
           <w:tcPr>
-            <w:tcW w:type="dxa" w:w="1814"/>
+            <w:tcW w:w="1814" w:type="dxa"/>
           </w:tcPr>
           <w:p>
             <w:r>
@@ -8528,63 +8760,37 @@
         </w:tc>
       </w:tr>
     </w:tbl>
+    <w:p/>
     <w:p>
-      <w:pPr>
-        <w:pStyle w:val="Normal"/>
-      </w:pPr>
-      <w:r>
-        <w:t xml:space="preserve"/>
-      </w:r>
-    </w:p>
-    <w:p>
-      <w:pPr>
-        <w:pStyle w:val="Normal"/>
-      </w:pPr>
       <w:r>
         <w:rPr>
           <w:b/>
         </w:rPr>
-        <w:t xml:space="preserve">Keterangan Hak Akses:</w:t>
+        <w:t>Keterangan Hak Akses:</w:t>
       </w:r>
     </w:p>
     <w:p>
-      <w:pPr>
-        <w:pStyle w:val="Normal"/>
-      </w:pPr>
       <w:r>
-        <w:t xml:space="preserve">• Administrator: Dashboard, Mahasiswa, UKM, Pendaftaran, Anggota UKM (full CRUD)</w:t>
+        <w:t>• Administrator: Dashboard, Mahasiswa, UKM, Pendaftaran, Anggota UKM (full CRUD)</w:t>
       </w:r>
     </w:p>
     <w:p>
-      <w:pPr>
-        <w:pStyle w:val="Normal"/>
-      </w:pPr>
       <w:r>
-        <w:t xml:space="preserve">• Ketua/Sekretaris: Dashboard, Unit Kegiatan (table view), Anggota UKM Saya</w:t>
+        <w:t>• Ketua/Sekretaris: Dashboard, Unit Kegiatan (table view), Anggota UKM Saya</w:t>
       </w:r>
     </w:p>
     <w:p>
-      <w:pPr>
-        <w:pStyle w:val="Normal"/>
-      </w:pPr>
       <w:r>
-        <w:t xml:space="preserve">• Anggota: Anggota UKM Saya (read only)</w:t>
+        <w:t>• Anggota: Anggota UKM Saya (read only)</w:t>
       </w:r>
     </w:p>
-    <w:p>
-      <w:pPr>
-        <w:pStyle w:val="Normal"/>
-      </w:pPr>
-      <w:r>
-        <w:t xml:space="preserve"/>
-      </w:r>
-    </w:p>
+    <w:p/>
     <w:p>
       <w:pPr>
         <w:pStyle w:val="Heading1"/>
       </w:pPr>
       <w:r>
-        <w:t>9. PANDUAN INSTALASI</w:t>
+        <w:t>10. PANDUAN INSTALASI</w:t>
       </w:r>
     </w:p>
     <w:p>
@@ -8595,38 +8801,7 @@
         <w:t>Berikut langkah-langkah untuk menjalankan aplikasi:</w:t>
       </w:r>
     </w:p>
-    <w:p/>
     <w:p>
-      <w:r>
-        <w:rPr>
-          <w:rFonts w:ascii="Consolas" w:hAnsi="Consolas"/>
-          <w:sz w:val="18"/>
-        </w:rPr>
-        <w:t># Clone repository</w:t>
-      </w:r>
-      <w:r>
-        <w:rPr>
-          <w:rFonts w:ascii="Consolas" w:hAnsi="Consolas"/>
-          <w:sz w:val="18"/>
-        </w:rPr>
-        <w:br/>
-        <w:t>git clone https://github.com/n8po/test1.git</w:t>
-      </w:r>
-      <w:r>
-        <w:rPr>
-          <w:rFonts w:ascii="Consolas" w:hAnsi="Consolas"/>
-          <w:sz w:val="18"/>
-        </w:rPr>
-        <w:br/>
-        <w:t>cd test1</w:t>
-      </w:r>
-      <w:r>
-        <w:rPr>
-          <w:rFonts w:ascii="Consolas" w:hAnsi="Consolas"/>
-          <w:sz w:val="18"/>
-        </w:rPr>
-        <w:br/>
-      </w:r>
       <w:r>
         <w:rPr>
           <w:rFonts w:ascii="Consolas" w:hAnsi="Consolas"/>
@@ -8734,6 +8909,13 @@
           <w:sz w:val="18"/>
         </w:rPr>
         <w:br/>
+      </w:r>
+      <w:r>
+        <w:rPr>
+          <w:rFonts w:ascii="Consolas" w:hAnsi="Consolas"/>
+          <w:sz w:val="18"/>
+        </w:rPr>
+        <w:lastRenderedPageBreak/>
         <w:t>npm run build</w:t>
       </w:r>
       <w:r>
@@ -8772,30 +8954,6 @@
           <w:sz w:val="18"/>
         </w:rPr>
         <w:br/>
-        <w:t># Jalankan screenshots (Playwright)</w:t>
-      </w:r>
-      <w:r>
-        <w:rPr>
-          <w:rFonts w:ascii="Consolas" w:hAnsi="Consolas"/>
-          <w:sz w:val="18"/>
-        </w:rPr>
-        <w:br/>
-        <w:t>npx playwright install chromium</w:t>
-      </w:r>
-      <w:r>
-        <w:rPr>
-          <w:rFonts w:ascii="Consolas" w:hAnsi="Consolas"/>
-          <w:sz w:val="18"/>
-        </w:rPr>
-        <w:br/>
-        <w:t>node screenshot.cjs</w:t>
-      </w:r>
-      <w:r>
-        <w:rPr>
-          <w:rFonts w:ascii="Consolas" w:hAnsi="Consolas"/>
-          <w:sz w:val="18"/>
-        </w:rPr>
-        <w:br/>
       </w:r>
       <w:r>
         <w:rPr>
@@ -8819,7 +8977,28 @@
           <w:sz w:val="18"/>
         </w:rPr>
         <w:br/>
-        <w:t># User : admin</w:t>
+        <w:t xml:space="preserve"># </w:t>
+      </w:r>
+      <w:r>
+        <w:rPr>
+          <w:rFonts w:ascii="Consolas" w:hAnsi="Consolas"/>
+          <w:sz w:val="18"/>
+        </w:rPr>
+        <w:t>Email</w:t>
+      </w:r>
+      <w:r>
+        <w:rPr>
+          <w:rFonts w:ascii="Consolas" w:hAnsi="Consolas"/>
+          <w:sz w:val="18"/>
+        </w:rPr>
+        <w:t xml:space="preserve"> : </w:t>
+      </w:r>
+      <w:r>
+        <w:rPr>
+          <w:rFonts w:ascii="Consolas" w:hAnsi="Consolas"/>
+          <w:sz w:val="18"/>
+        </w:rPr>
+        <w:t>wadir3@poliban.ac.id</w:t>
       </w:r>
       <w:r>
         <w:rPr>
@@ -8827,7 +9006,14 @@
           <w:sz w:val="18"/>
         </w:rPr>
         <w:br/>
-        <w:t># Pass : admin123</w:t>
+        <w:t xml:space="preserve"># Pass : </w:t>
+      </w:r>
+      <w:r>
+        <w:rPr>
+          <w:rFonts w:ascii="Consolas" w:hAnsi="Consolas"/>
+          <w:sz w:val="18"/>
+        </w:rPr>
+        <w:t>admin123</w:t>
       </w:r>
     </w:p>
     <w:p>
@@ -8840,7 +9026,8 @@
         <w:pStyle w:val="Heading1"/>
       </w:pPr>
       <w:r>
-        <w:t>10. TEKNOLOGI YANG DIGUNAKAN</w:t>
+        <w:lastRenderedPageBreak/>
+        <w:t>11. TEKNOLOGI YANG DIGUNAKAN</w:t>
       </w:r>
     </w:p>
     <w:tbl>
@@ -9021,7 +9208,7 @@
               <w:rPr>
                 <w:sz w:val="18"/>
               </w:rPr>
-              <w:t>SQLite / MySQL</w:t>
+              <w:t>MySQL</w:t>
             </w:r>
           </w:p>
         </w:tc>
@@ -9417,50 +9604,6 @@
       </w:tr>
     </w:tbl>
     <w:p/>
-    <w:p/>
-    <w:p>
-      <w:r>
-        <w:t>────────────────────────────────────────────────────────────</w:t>
-      </w:r>
-    </w:p>
-    <w:p>
-      <w:r>
-        <w:rPr>
-          <w:rFonts w:ascii="Calibri" w:hAnsi="Calibri"/>
-          <w:b/>
-        </w:rPr>
-        <w:t>Dokumen ini disusun oleh:</w:t>
-      </w:r>
-    </w:p>
-    <w:p>
-      <w:r>
-        <w:rPr>
-          <w:rFonts w:ascii="Calibri" w:hAnsi="Calibri"/>
-          <w:b/>
-          <w:sz w:val="24"/>
-        </w:rPr>
-        <w:t>Raditya Natha Azra</w:t>
-      </w:r>
-    </w:p>
-    <w:p>
-      <w:r>
-        <w:rPr>
-          <w:rFonts w:ascii="Calibri" w:hAnsi="Calibri"/>
-          <w:b/>
-          <w:sz w:val="24"/>
-        </w:rPr>
-        <w:t>TUKTI_23</w:t>
-      </w:r>
-    </w:p>
-    <w:p>
-      <w:r>
-        <w:rPr>
-          <w:rFonts w:ascii="Calibri" w:hAnsi="Calibri"/>
-          <w:sz w:val="20"/>
-        </w:rPr>
-        <w:t>23 Juni 2026</w:t>
-      </w:r>
-    </w:p>
     <w:sectPr>
       <w:pgSz w:w="11906" w:h="16838"/>
       <w:pgMar w:top="1417" w:right="1417" w:bottom="1417" w:left="1417" w:header="720" w:footer="720" w:gutter="0"/>
@@ -10327,7 +10470,6 @@
   <w:style w:type="character" w:default="1" w:styleId="DefaultParagraphFont">
     <w:name w:val="Default Paragraph Font"/>
     <w:uiPriority w:val="1"/>
-    <w:semiHidden/>
     <w:unhideWhenUsed/>
   </w:style>
   <w:style w:type="table" w:default="1" w:styleId="TableNormal">
